--- a/blog_documentation.docx
+++ b/blog_documentation.docx
@@ -83,15 +83,7 @@
     </w:p>
     <w:p>
       <w:r>
-        <w:t xml:space="preserve">After assembly, I observed much less backlash than </w:t>
-      </w:r>
-      <w:proofErr w:type="gramStart"/>
-      <w:r>
-        <w:t>before</w:t>
-      </w:r>
-      <w:proofErr w:type="gramEnd"/>
-      <w:r>
-        <w:t xml:space="preserve"> and I will be testing the efficiency of the gearbox and compare it to version 1 of the 30:1 cycloidal gearbox. I will also be printing the 15:1 gearbox in the following days after adding identifiers in the CAD to make assembly easier.</w:t>
+        <w:t>After assembly, I observed much less backlash than before and I will be testing the efficiency of the gearbox and compare it to version 1 of the 30:1 cycloidal gearbox. I will also be printing the 15:1 gearbox in the following days after adding identifiers in the CAD to make assembly easier.</w:t>
       </w:r>
     </w:p>
     <w:p/>
@@ -100,13 +92,7 @@
         <w:pStyle w:val="Heading2"/>
       </w:pPr>
       <w:r>
-        <w:t>8/2</w:t>
-      </w:r>
-      <w:r>
-        <w:t>3</w:t>
-      </w:r>
-      <w:r>
-        <w:t>/2026</w:t>
+        <w:t>8/23/2026</w:t>
       </w:r>
     </w:p>
     <w:p>
@@ -121,26 +107,12 @@
       </w:pPr>
       <w:r>
         <w:lastRenderedPageBreak/>
-        <w:t>8/2</w:t>
-      </w:r>
-      <w:r>
-        <w:t>4</w:t>
-      </w:r>
-      <w:r>
-        <w:t>/2026</w:t>
-      </w:r>
-    </w:p>
-    <w:p>
-      <w:r>
-        <w:t xml:space="preserve">After assembling the entirety of the 15:1 gearbox, I noticed that the input shaft felt difficult to turn as if it were experiencing a lot of friction. From my observations it seemed like one of the input camshaft </w:t>
-      </w:r>
-      <w:proofErr w:type="gramStart"/>
-      <w:r>
-        <w:t>part</w:t>
-      </w:r>
-      <w:proofErr w:type="gramEnd"/>
-      <w:r>
-        <w:t xml:space="preserve"> was rubbing against the </w:t>
+        <w:t>8/24/2026</w:t>
+      </w:r>
+    </w:p>
+    <w:p>
+      <w:r>
+        <w:t xml:space="preserve">After assembling the entirety of the 15:1 gearbox, I noticed that the input shaft felt difficult to turn as if it were experiencing a lot of friction. From my observations it seemed like one of the input camshaft part was rubbing against the </w:t>
       </w:r>
       <w:r>
         <w:t>output flange</w:t>
@@ -155,13 +127,7 @@
         <w:pStyle w:val="Heading2"/>
       </w:pPr>
       <w:r>
-        <w:t>8/2</w:t>
-      </w:r>
-      <w:r>
-        <w:t>5</w:t>
-      </w:r>
-      <w:r>
-        <w:t>/2026</w:t>
+        <w:t>8/25/2026</w:t>
       </w:r>
     </w:p>
     <w:p>
@@ -174,13 +140,7 @@
         <w:pStyle w:val="Heading2"/>
       </w:pPr>
       <w:r>
-        <w:t>8/2</w:t>
-      </w:r>
-      <w:r>
-        <w:t>6</w:t>
-      </w:r>
-      <w:r>
-        <w:t>/2026</w:t>
+        <w:t>8/26/2026</w:t>
       </w:r>
     </w:p>
     <w:p>
@@ -195,6 +155,282 @@
       </w:r>
     </w:p>
     <w:p/>
+    <w:p>
+      <w:pPr>
+        <w:pStyle w:val="Heading2"/>
+      </w:pPr>
+      <w:r>
+        <w:t>9/2/2026</w:t>
+      </w:r>
+    </w:p>
+    <w:p>
+      <w:r>
+        <w:t>I assembled the 15:1 gearbox and I loosened some of the shoulder bolts because if it was too tight the input hex shaft would be difficult to move.</w:t>
+      </w:r>
+    </w:p>
+    <w:p/>
+    <w:p/>
+    <w:p>
+      <w:pPr>
+        <w:pStyle w:val="Heading2"/>
+      </w:pPr>
+      <w:r>
+        <w:t>Updates</w:t>
+      </w:r>
+    </w:p>
+    <w:p>
+      <w:r>
+        <w:t>Tested all the custom cycloidal gearboxes</w:t>
+      </w:r>
+    </w:p>
+    <w:p>
+      <w:r>
+        <w:t>Bare motor - .2 NM input gave 3.0 N at .075 m away</w:t>
+      </w:r>
+    </w:p>
+    <w:p>
+      <w:r>
+        <w:t>15:1  - .2 Nm input gave 33.5 at .1 m away</w:t>
+      </w:r>
+    </w:p>
+    <w:p>
+      <w:r>
+        <w:t>15:1 - .1 NM input gave 15.5 N at .1 m away</w:t>
+      </w:r>
+    </w:p>
+    <w:p>
+      <w:r>
+        <w:t>30:1 - .1 Nm input gave 28.7 N at .1 m away</w:t>
+      </w:r>
+    </w:p>
+    <w:p/>
+    <w:p>
+      <w:r>
+        <w:t>Cut hexshaft using a Dremel</w:t>
+      </w:r>
+    </w:p>
+    <w:p>
+      <w:r>
+        <w:t>May need to re-design the J1-J2 connector because it interferes with some of the interface of the J1 gearbox</w:t>
+      </w:r>
+    </w:p>
+    <w:p/>
+    <w:p>
+      <w:r>
+        <w:lastRenderedPageBreak/>
+        <w:t>Started full assembly of 5-DOF arm</w:t>
+      </w:r>
+    </w:p>
+    <w:p>
+      <w:r>
+        <w:t>Printed all parts. I had trouble printing the carbon fiber coupler because of the vertical hole where the M2.5 heated insert would be placed. The vertical hole had a very oblong shape. I tweaked the 3D-printer parameters and made the hole smaller in the CAD to allow for a more circular profile.</w:t>
+      </w:r>
+      <w:r>
+        <w:t xml:space="preserve"> Cut the carbon fiber tubes to length.</w:t>
+      </w:r>
+    </w:p>
+    <w:p>
+      <w:r>
+        <w:t>Making custom Y-splitter cables with solder in order to daisy chain power between the moteus r4.11 and the c1 controllers.</w:t>
+      </w:r>
+    </w:p>
+    <w:p/>
+    <w:p>
+      <w:r>
+        <w:t xml:space="preserve">Extend the 8:1 gearbox phase wires from 16 AWG to 26 AWG with wire, solder, and heat shrink. Recrimp the encoder wires to the right profile of </w:t>
+      </w:r>
+      <w:r>
+        <w:t>JST GH connectors for the C1</w:t>
+      </w:r>
+    </w:p>
+    <w:p/>
+    <w:p/>
+    <w:p/>
+    <w:p/>
+    <w:p/>
+    <w:p/>
+    <w:p/>
+    <w:p/>
+    <w:p/>
+    <w:p/>
+    <w:p/>
+    <w:p/>
+    <w:p/>
+    <w:p/>
+    <w:p/>
+    <w:p/>
+    <w:p/>
+    <w:p>
+      <w:r>
+        <w:lastRenderedPageBreak/>
+        <w:t>conf set aux1.spi.mode 1</w:t>
+      </w:r>
+    </w:p>
+    <w:p/>
+    <w:p>
+      <w:r>
+        <w:t>conf set aux2.pins.0.mode 1</w:t>
+      </w:r>
+    </w:p>
+    <w:p>
+      <w:r>
+        <w:t>conf set aux2.pins.1.mode 1</w:t>
+      </w:r>
+    </w:p>
+    <w:p>
+      <w:r>
+        <w:t>conf set aux2.pins.2.mode 1</w:t>
+      </w:r>
+    </w:p>
+    <w:p>
+      <w:r>
+        <w:t>conf set aux2.pins.3.mode 2</w:t>
+      </w:r>
+    </w:p>
+    <w:p>
+      <w:r>
+        <w:t>conf set aux2.spi.mode 2</w:t>
+      </w:r>
+    </w:p>
+    <w:p>
+      <w:r>
+        <w:t>conf set aux2.spi.rate_hz 12000000</w:t>
+      </w:r>
+    </w:p>
+    <w:p/>
+    <w:p>
+      <w:r>
+        <w:t>conf set motor_position.sources.0.aux_number 2</w:t>
+      </w:r>
+    </w:p>
+    <w:p>
+      <w:r>
+        <w:t>conf set motor_position.sources.0.type 1</w:t>
+      </w:r>
+    </w:p>
+    <w:p>
+      <w:r>
+        <w:t>conf set motor_position.sources.0.cpr 16384</w:t>
+      </w:r>
+    </w:p>
+    <w:p>
+      <w:r>
+        <w:t>conf set motor_position.sources.0.reference 0</w:t>
+      </w:r>
+    </w:p>
+    <w:p>
+      <w:r>
+        <w:t>conf set motor_position.commutation_source 0</w:t>
+      </w:r>
+    </w:p>
+    <w:p>
+      <w:r>
+        <w:t>conf set motor_position.output.source 0</w:t>
+      </w:r>
+    </w:p>
+    <w:p>
+      <w:r>
+        <w:t>conf set motor_position.rotor_to_output_ratio 0.125</w:t>
+      </w:r>
+    </w:p>
+    <w:p/>
+    <w:p>
+      <w:r>
+        <w:t>conf write</w:t>
+      </w:r>
+    </w:p>
+    <w:p/>
+    <w:p/>
+    <w:p/>
+    <w:p>
+      <w:pPr>
+        <w:pStyle w:val="Heading2"/>
+      </w:pPr>
+      <w:r>
+        <w:t>9/13/26</w:t>
+      </w:r>
+    </w:p>
+    <w:p>
+      <w:r>
+        <w:t>We spent the entire time debugging CAN BUS communication. Our daisy chained crimped custom wires and solder jst-ph connectors did not seem to work as when we slightly pulled or pushed on the wires the CAN BUS communication did not work</w:t>
+      </w:r>
+    </w:p>
+    <w:p/>
+    <w:p>
+      <w:r>
+        <w:lastRenderedPageBreak/>
+        <w:t xml:space="preserve">We would run </w:t>
+      </w:r>
+      <w:r>
+        <w:rPr>
+          <w:b/>
+          <w:bCs/>
+        </w:rPr>
+        <w:t>python -m moteus.moteus_tool -s</w:t>
+      </w:r>
+      <w:r>
+        <w:t xml:space="preserve"> to see if all our motor controllers would be read through the terminal this allowed us to check whether the CAN BUS communication could read all the motors. </w:t>
+      </w:r>
+      <w:r>
+        <w:br/>
+      </w:r>
+      <w:r>
+        <w:br/>
+        <w:t xml:space="preserve">After re-soldering the connectors and re-crimping the wires we determined to be </w:t>
+      </w:r>
+      <w:r>
+        <w:t>faulty,</w:t>
+      </w:r>
+      <w:r>
+        <w:t xml:space="preserve"> we were able to consistently get the CAN communication fully through the whole arm.</w:t>
+      </w:r>
+    </w:p>
+    <w:p/>
+    <w:p/>
+    <w:p>
+      <w:pPr>
+        <w:pStyle w:val="Heading2"/>
+      </w:pPr>
+      <w:r>
+        <w:t>9/14/26</w:t>
+      </w:r>
+    </w:p>
+    <w:p>
+      <w:r>
+        <w:t>We utilized an open source gripper+camera combo and made a custom connector to our J5 actuator. This allows for our robot to see</w:t>
+      </w:r>
+      <w:r>
+        <w:t>.</w:t>
+      </w:r>
+      <w:r>
+        <w:br/>
+      </w:r>
+    </w:p>
+    <w:p>
+      <w:pPr>
+        <w:pStyle w:val="Heading2"/>
+      </w:pPr>
+      <w:r>
+        <w:br/>
+      </w:r>
+      <w:r>
+        <w:br/>
+      </w:r>
+      <w:r>
+        <w:t>9/15/26</w:t>
+      </w:r>
+    </w:p>
+    <w:p>
+      <w:r>
+        <w:t>Finishing up gripper assembly</w:t>
+      </w:r>
+      <w:r>
+        <w:t>, and fully assembled robot, getting started on software development</w:t>
+      </w:r>
+      <w:r>
+        <w:t>. We developed the framework of our robot controller with lerobot.</w:t>
+      </w:r>
+    </w:p>
     <w:sectPr>
       <w:pgSz w:w="12240" w:h="15840"/>
       <w:pgMar w:top="1440" w:right="1440" w:bottom="1440" w:left="1440" w:header="720" w:footer="720" w:gutter="0"/>
@@ -904,7 +1140,6 @@
   <w:style w:type="character" w:default="1" w:styleId="DefaultParagraphFont">
     <w:name w:val="Default Paragraph Font"/>
     <w:uiPriority w:val="1"/>
-    <w:semiHidden/>
     <w:unhideWhenUsed/>
   </w:style>
   <w:style w:type="table" w:default="1" w:styleId="TableNormal">
@@ -1216,6 +1451,24 @@
       <w:color w:val="0F4761" w:themeColor="accent1" w:themeShade="BF"/>
       <w:spacing w:val="5"/>
     </w:rPr>
+  </w:style>
+  <w:style w:type="paragraph" w:styleId="Date">
+    <w:name w:val="Date"/>
+    <w:basedOn w:val="Normal"/>
+    <w:next w:val="Normal"/>
+    <w:link w:val="DateChar"/>
+    <w:uiPriority w:val="99"/>
+    <w:semiHidden/>
+    <w:unhideWhenUsed/>
+    <w:rsid w:val="002B2ACF"/>
+  </w:style>
+  <w:style w:type="character" w:customStyle="1" w:styleId="DateChar">
+    <w:name w:val="Date Char"/>
+    <w:basedOn w:val="DefaultParagraphFont"/>
+    <w:link w:val="Date"/>
+    <w:uiPriority w:val="99"/>
+    <w:semiHidden/>
+    <w:rsid w:val="002B2ACF"/>
   </w:style>
 </w:styles>
 </file>

--- a/blog_documentation.docx
+++ b/blog_documentation.docx
@@ -396,8 +396,21 @@
       </w:r>
     </w:p>
     <w:p>
-      <w:r>
-        <w:t>We utilized an open source gripper+camera combo and made a custom connector to our J5 actuator. This allows for our robot to see</w:t>
+      <w:pPr>
+        <w:rPr>
+          <w:rStyle w:val="Heading2Char"/>
+        </w:rPr>
+      </w:pPr>
+      <w:r>
+        <w:t xml:space="preserve">We utilized an open source gripper+camera combo and made a custom connector to our J5 actuator. This </w:t>
+      </w:r>
+      <w:proofErr w:type="gramStart"/>
+      <w:r>
+        <w:t>allows for</w:t>
+      </w:r>
+      <w:proofErr w:type="gramEnd"/>
+      <w:r>
+        <w:t xml:space="preserve"> our robot to see</w:t>
       </w:r>
       <w:r>
         <w:t>.</w:t>
@@ -405,30 +418,87 @@
       <w:r>
         <w:br/>
       </w:r>
-    </w:p>
+      <w:r>
+        <w:br/>
+      </w:r>
+      <w:r>
+        <w:br/>
+      </w:r>
+      <w:r>
+        <w:rPr>
+          <w:rStyle w:val="Heading2Char"/>
+        </w:rPr>
+        <w:t>9/15/26</w:t>
+      </w:r>
+    </w:p>
+    <w:p>
+      <w:r>
+        <w:t>Finishing up gripper assembly</w:t>
+      </w:r>
+      <w:r>
+        <w:t>, and fully assembled robot, getting started on software development</w:t>
+      </w:r>
+      <w:r>
+        <w:t xml:space="preserve">. We developed the framework of our robot controller with </w:t>
+      </w:r>
+      <w:proofErr w:type="spellStart"/>
+      <w:r>
+        <w:t>lerobot</w:t>
+      </w:r>
+      <w:proofErr w:type="spellEnd"/>
+      <w:r>
+        <w:t>.</w:t>
+      </w:r>
+    </w:p>
+    <w:p/>
     <w:p>
       <w:pPr>
         <w:pStyle w:val="Heading2"/>
       </w:pPr>
       <w:r>
-        <w:br/>
-      </w:r>
-      <w:r>
-        <w:br/>
-      </w:r>
-      <w:r>
-        <w:t>9/15/26</w:t>
-      </w:r>
-    </w:p>
-    <w:p>
-      <w:r>
-        <w:t>Finishing up gripper assembly</w:t>
-      </w:r>
-      <w:r>
-        <w:t>, and fully assembled robot, getting started on software development</w:t>
-      </w:r>
-      <w:r>
-        <w:t>. We developed the framework of our robot controller with lerobot.</w:t>
+        <w:t>9/16-21/26</w:t>
+      </w:r>
+    </w:p>
+    <w:p>
+      <w:r>
+        <w:t xml:space="preserve">We developed the </w:t>
+      </w:r>
+      <w:r>
+        <w:t xml:space="preserve">software by first tuning the PID of our </w:t>
+      </w:r>
+      <w:r>
+        <w:t>motors and</w:t>
+      </w:r>
+      <w:r>
+        <w:t xml:space="preserve"> then setting joint limits. </w:t>
+      </w:r>
+      <w:r>
+        <w:t xml:space="preserve">We first made teleoperation possible using a keyboard then an </w:t>
+      </w:r>
+      <w:proofErr w:type="spellStart"/>
+      <w:r>
+        <w:t>xbox</w:t>
+      </w:r>
+      <w:proofErr w:type="spellEnd"/>
+      <w:r>
+        <w:t xml:space="preserve"> controller. After practicing the pick-place task using the </w:t>
+      </w:r>
+      <w:proofErr w:type="spellStart"/>
+      <w:r>
+        <w:t>xbox</w:t>
+      </w:r>
+      <w:proofErr w:type="spellEnd"/>
+      <w:r>
+        <w:t xml:space="preserve"> controller</w:t>
+      </w:r>
+      <w:r>
+        <w:t>,</w:t>
+      </w:r>
+      <w:r>
+        <w:t xml:space="preserve"> we recorded 30 observations of the pick-place</w:t>
+      </w:r>
+      <w:r>
+        <w:t xml:space="preserve"> task. Then using these parameters: ______ and an ACT policy to train the robotic arm, we were able to succeed at the pick-place task 90% of the time with 10 trials.</w:t>
       </w:r>
     </w:p>
     <w:sectPr>
@@ -1140,6 +1210,7 @@
   <w:style w:type="character" w:default="1" w:styleId="DefaultParagraphFont">
     <w:name w:val="Default Paragraph Font"/>
     <w:uiPriority w:val="1"/>
+    <w:semiHidden/>
     <w:unhideWhenUsed/>
   </w:style>
   <w:style w:type="table" w:default="1" w:styleId="TableNormal">
